--- a/downloads/teacher/05 Materials/Unit 02/Handouts/Handout 02.06 - 24-Hour Time Audit and Weekly Plan.docx
+++ b/downloads/teacher/05 Materials/Unit 02/Handouts/Handout 02.06 - 24-Hour Time Audit and Weekly Plan.docx
@@ -2045,22 +2045,34 @@
       <w:r>
         <w:t xml:space="preserve">The recommended sleep for your age (from the American Academy of Sleep Medicine, as published by the CDC):</w:t>
       </w:r>
-      <w:r>
-        <w:t xml:space="preserve"> </w:t>
-      </w:r>
-      <w:r>
-        <w:t xml:space="preserve">- Ages 6 to 12: 9 to 12 hours a night</w:t>
-      </w:r>
-      <w:r>
-        <w:t xml:space="preserve"> </w:t>
-      </w:r>
-      <w:r>
-        <w:t xml:space="preserve">- Ages 13 to 18: 8 to 10 hours a night</w:t>
-      </w:r>
-    </w:p>
-    <w:p>
-      <w:pPr>
-        <w:pStyle w:val="BodyText"/>
+    </w:p>
+    <w:p>
+      <w:pPr>
+        <w:numPr>
+          <w:ilvl w:val="0"/>
+          <w:numId w:val="1001"/>
+        </w:numPr>
+        <w:pStyle w:val="Compact"/>
+      </w:pPr>
+      <w:r>
+        <w:t xml:space="preserve">Ages 6 to 12: 9 to 12 hours a night</w:t>
+      </w:r>
+    </w:p>
+    <w:p>
+      <w:pPr>
+        <w:numPr>
+          <w:ilvl w:val="0"/>
+          <w:numId w:val="1001"/>
+        </w:numPr>
+        <w:pStyle w:val="Compact"/>
+      </w:pPr>
+      <w:r>
+        <w:t xml:space="preserve">Ages 13 to 18: 8 to 10 hours a night</w:t>
+      </w:r>
+    </w:p>
+    <w:p>
+      <w:pPr>
+        <w:pStyle w:val="FirstParagraph"/>
       </w:pPr>
       <w:r>
         <w:t xml:space="preserve">My age: ______ The range for me: ______ to ______ hours</w:t>
@@ -2804,11 +2816,29 @@
       <w:r>
         <w:t xml:space="preserve">plan has the sleep window on all seven nights, the first rung on one day at one hour, and a named cut from the audit. Compare:</w:t>
       </w:r>
+    </w:p>
+    <w:p>
+      <w:pPr>
+        <w:numPr>
+          <w:ilvl w:val="0"/>
+          <w:numId w:val="1002"/>
+        </w:numPr>
+        <w:pStyle w:val="Compact"/>
+      </w:pPr>
+      <w:r>
+        <w:t xml:space="preserve">Needs more:</w:t>
+      </w:r>
       <w:r>
         <w:t xml:space="preserve"> </w:t>
       </w:r>
       <w:r>
-        <w:t xml:space="preserve">- Needs more:</w:t>
+        <w:t xml:space="preserve">“</w:t>
+      </w:r>
+      <w:r>
+        <w:t xml:space="preserve">This week sometime.</w:t>
+      </w:r>
+      <w:r>
+        <w:t xml:space="preserve">”</w:t>
       </w:r>
       <w:r>
         <w:t xml:space="preserve"> </w:t>
@@ -2817,11 +2847,23 @@
         <w:t xml:space="preserve">“</w:t>
       </w:r>
       <w:r>
-        <w:t xml:space="preserve">This week sometime.</w:t>
+        <w:t xml:space="preserve">Cut screens.</w:t>
       </w:r>
       <w:r>
         <w:t xml:space="preserve">”</w:t>
       </w:r>
+    </w:p>
+    <w:p>
+      <w:pPr>
+        <w:numPr>
+          <w:ilvl w:val="0"/>
+          <w:numId w:val="1002"/>
+        </w:numPr>
+        <w:pStyle w:val="Compact"/>
+      </w:pPr>
+      <w:r>
+        <w:t xml:space="preserve">Got it:</w:t>
+      </w:r>
       <w:r>
         <w:t xml:space="preserve"> </w:t>
       </w:r>
@@ -2829,33 +2871,15 @@
         <w:t xml:space="preserve">“</w:t>
       </w:r>
       <w:r>
-        <w:t xml:space="preserve">Cut screens.</w:t>
+        <w:t xml:space="preserve">Tuesday, 4:00 to 4:30, ask the coach and sign up for the late bus. Sleep 9:30 to 6:30 every night. Moving: 30 minutes of a game on Tuesday (category 4).</w:t>
       </w:r>
       <w:r>
         <w:t xml:space="preserve">”</w:t>
       </w:r>
-      <w:r>
-        <w:t xml:space="preserve"> </w:t>
-      </w:r>
-      <w:r>
-        <w:t xml:space="preserve">- Got it:</w:t>
-      </w:r>
-      <w:r>
-        <w:t xml:space="preserve"> </w:t>
-      </w:r>
-      <w:r>
-        <w:t xml:space="preserve">“</w:t>
-      </w:r>
-      <w:r>
-        <w:t xml:space="preserve">Tuesday, 4:00 to 4:30, ask the coach and sign up for the late bus. Sleep 9:30 to 6:30 every night. Moving: 30 minutes of a game on Tuesday (category 4).</w:t>
-      </w:r>
-      <w:r>
-        <w:t xml:space="preserve">”</w:t>
-      </w:r>
-    </w:p>
-    <w:p>
-      <w:pPr>
-        <w:pStyle w:val="BodyText"/>
+    </w:p>
+    <w:p>
+      <w:pPr>
+        <w:pStyle w:val="FirstParagraph"/>
       </w:pPr>
       <w:r>
         <w:rPr>
@@ -3063,8 +3087,117 @@
       </w:pPr>
     </w:lvl>
   </w:abstractNum>
+  <w:abstractNum w:abstractNumId="991">
+    <w:nsid w:val="ea454b4c"/>
+    <w:multiLevelType w:val="multilevel"/>
+    <w:lvl w:ilvl="0">
+      <w:numFmt w:val="bullet"/>
+      <w:lvlText w:val="•"/>
+      <w:lvlJc w:val="left"/>
+      <w:pPr>
+        <w:tabs>
+          <w:tab w:val="num" w:pos="0"/>
+        </w:tabs>
+        <w:ind w:left="480" w:hanging="480"/>
+      </w:pPr>
+    </w:lvl>
+    <w:lvl w:ilvl="1">
+      <w:numFmt w:val="bullet"/>
+      <w:lvlText w:val="–"/>
+      <w:lvlJc w:val="left"/>
+      <w:pPr>
+        <w:tabs>
+          <w:tab w:val="num" w:pos="720"/>
+        </w:tabs>
+        <w:ind w:left="1200" w:hanging="480"/>
+      </w:pPr>
+    </w:lvl>
+    <w:lvl w:ilvl="2">
+      <w:numFmt w:val="bullet"/>
+      <w:lvlText w:val="•"/>
+      <w:lvlJc w:val="left"/>
+      <w:pPr>
+        <w:tabs>
+          <w:tab w:val="num" w:pos="1440"/>
+        </w:tabs>
+        <w:ind w:left="1920" w:hanging="480"/>
+      </w:pPr>
+    </w:lvl>
+    <w:lvl w:ilvl="3">
+      <w:numFmt w:val="bullet"/>
+      <w:lvlText w:val="–"/>
+      <w:lvlJc w:val="left"/>
+      <w:pPr>
+        <w:tabs>
+          <w:tab w:val="num" w:pos="2160"/>
+        </w:tabs>
+        <w:ind w:left="2640" w:hanging="480"/>
+      </w:pPr>
+    </w:lvl>
+    <w:lvl w:ilvl="4">
+      <w:numFmt w:val="bullet"/>
+      <w:lvlText w:val="•"/>
+      <w:lvlJc w:val="left"/>
+      <w:pPr>
+        <w:tabs>
+          <w:tab w:val="num" w:pos="2880"/>
+        </w:tabs>
+        <w:ind w:left="3360" w:hanging="480"/>
+      </w:pPr>
+    </w:lvl>
+    <w:lvl w:ilvl="5">
+      <w:numFmt w:val="bullet"/>
+      <w:lvlText w:val="–"/>
+      <w:lvlJc w:val="left"/>
+      <w:pPr>
+        <w:tabs>
+          <w:tab w:val="num" w:pos="3600"/>
+        </w:tabs>
+        <w:ind w:left="4080" w:hanging="480"/>
+      </w:pPr>
+    </w:lvl>
+    <w:lvl w:ilvl="6">
+      <w:numFmt w:val="bullet"/>
+      <w:lvlText w:val="•"/>
+      <w:lvlJc w:val="left"/>
+      <w:pPr>
+        <w:tabs>
+          <w:tab w:val="num" w:pos="4320"/>
+        </w:tabs>
+        <w:ind w:left="4800" w:hanging="480"/>
+      </w:pPr>
+    </w:lvl>
+    <w:lvl w:ilvl="7">
+      <w:numFmt w:val="bullet"/>
+      <w:lvlText w:val="–"/>
+      <w:lvlJc w:val="left"/>
+      <w:pPr>
+        <w:tabs>
+          <w:tab w:val="num" w:pos="5040"/>
+        </w:tabs>
+        <w:ind w:left="5520" w:hanging="480"/>
+      </w:pPr>
+    </w:lvl>
+    <w:lvl w:ilvl="8">
+      <w:numFmt w:val="bullet"/>
+      <w:lvlText w:val="•"/>
+      <w:lvlJc w:val="left"/>
+      <w:pPr>
+        <w:tabs>
+          <w:tab w:val="num" w:pos="5760"/>
+        </w:tabs>
+        <w:ind w:left="6240" w:hanging="480"/>
+      </w:pPr>
+    </w:lvl>
+  </w:abstractNum>
   <w:num w:numId="1000">
     <w:abstractNumId w:val="990"/>
+  </w:num>
+  <w:num w:numId="1001">
+    <w:abstractNumId w:val="991"/>
+  </w:num>
+  <w:num w:numId="1002">
+    <w:abstractNumId w:val="991"/>
   </w:num>
 </w:numbering>
 </file>

--- a/downloads/teacher/05 Materials/Unit 02/Handouts/Handout 02.06 - 24-Hour Time Audit and Weekly Plan.docx
+++ b/downloads/teacher/05 Materials/Unit 02/Handouts/Handout 02.06 - 24-Hour Time Audit and Weekly Plan.docx
@@ -46,17 +46,6 @@
         <w:t xml:space="preserve">Word bank in other languages</w:t>
       </w:r>
       <w:bookmarkEnd w:id="21"/>
-    </w:p>
-    <w:p>
-      <w:pPr>
-        <w:pStyle w:val="FirstParagraph"/>
-      </w:pPr>
-      <w:r>
-        <w:rPr>
-          <w:rStyle w:val="TeacherNote"/>
-        </w:rPr>
-        <w:t xml:space="preserve">[Check with a native speaker before printing.]</w:t>
-      </w:r>
     </w:p>
     <w:tbl>
       <w:tblPr>
@@ -1114,7 +1103,7 @@
         <w:pStyle w:val="BodyText"/>
       </w:pPr>
       <w:r>
-        <w:t xml:space="preserve">Color the pie or the bar: one color per category, sized by hours. [A blank circle divided into 24 wedges is printed here, or use the 24-box bar below.]</w:t>
+        <w:t xml:space="preserve">Color the pie or the bar: one color per category, sized by hours. Use a blank circle divided into 24 wedges if your teacher printed one, or use the 24-box bar below.</w:t>
       </w:r>
     </w:p>
     <w:tbl>
@@ -2892,17 +2881,6 @@
       </w:r>
       <w:r>
         <w:t xml:space="preserve">Complete: total 24, real numbers next to guesses, the four boxes done, a sleep window that meets the range, a week plan with a day and hour and a named cut. Partial: total 24 and a plan but no cut or no sleep window. Missing: no total or no plan. Staple to the Goal Plan and keep in the FACS folder.</w:t>
-      </w:r>
-    </w:p>
-    <w:p>
-      <w:pPr>
-        <w:pStyle w:val="BodyText"/>
-      </w:pPr>
-      <w:r>
-        <w:rPr>
-          <w:rStyle w:val="TeacherNote"/>
-        </w:rPr>
-        <w:t xml:space="preserve">[Sal: the sleep ranges are the AASM consensus numbers as the CDC publishes them. Confirm the current CDC page before the first time you teach this, and agree on the numbers with the health teacher.]</w:t>
       </w:r>
     </w:p>
     <w:sectPr>
